--- a/templates/QUICK REPORT/10. VISUAL DEFECT Jinja2 DYNAMIC.docx
+++ b/templates/QUICK REPORT/10. VISUAL DEFECT Jinja2 DYNAMIC.docx
@@ -289,43 +289,7 @@
                 <w:sz w:val="20"/>
                 <w:szCs w:val="20"/>
               </w:rPr>
-              <w:t xml:space="preserve">{% if </w:t>
-            </w:r>
-            <w:proofErr w:type="spellStart"/>
-            <w:r>
-              <w:rPr>
-                <w:rFonts w:ascii="Tahoma" w:hAnsi="Tahoma" w:cs="Tahoma"/>
-                <w:sz w:val="20"/>
-                <w:szCs w:val="20"/>
-              </w:rPr>
-              <w:t>defects|length</w:t>
-            </w:r>
-            <w:proofErr w:type="spellEnd"/>
-            <w:r>
-              <w:rPr>
-                <w:rFonts w:ascii="Tahoma" w:hAnsi="Tahoma" w:cs="Tahoma"/>
-                <w:sz w:val="20"/>
-                <w:szCs w:val="20"/>
-              </w:rPr>
-              <w:t xml:space="preserve"> &gt; 0 %}{{ defects[0].</w:t>
-            </w:r>
-            <w:proofErr w:type="spellStart"/>
-            <w:r>
-              <w:rPr>
-                <w:rFonts w:ascii="Tahoma" w:hAnsi="Tahoma" w:cs="Tahoma"/>
-                <w:sz w:val="20"/>
-                <w:szCs w:val="20"/>
-              </w:rPr>
-              <w:t>defect_area</w:t>
-            </w:r>
-            <w:proofErr w:type="spellEnd"/>
-            <w:r>
-              <w:rPr>
-                <w:rFonts w:ascii="Tahoma" w:hAnsi="Tahoma" w:cs="Tahoma"/>
-                <w:sz w:val="20"/>
-                <w:szCs w:val="20"/>
-              </w:rPr>
-              <w:t xml:space="preserve"> }} – {{ defects[0].remarks }}{% endif %}</w:t>
+              <w:t xml:space="preserve">{% if defects|length &gt; 0 %}{{ defects[0].description }}{% endif %}</w:t>
             </w:r>
           </w:p>
         </w:tc>
@@ -378,43 +342,7 @@
                 <w:sz w:val="20"/>
                 <w:szCs w:val="20"/>
               </w:rPr>
-              <w:t xml:space="preserve">{% if </w:t>
-            </w:r>
-            <w:proofErr w:type="spellStart"/>
-            <w:r>
-              <w:rPr>
-                <w:rFonts w:ascii="Tahoma" w:hAnsi="Tahoma" w:cs="Tahoma"/>
-                <w:sz w:val="20"/>
-                <w:szCs w:val="20"/>
-              </w:rPr>
-              <w:t>defects|length</w:t>
-            </w:r>
-            <w:proofErr w:type="spellEnd"/>
-            <w:r>
-              <w:rPr>
-                <w:rFonts w:ascii="Tahoma" w:hAnsi="Tahoma" w:cs="Tahoma"/>
-                <w:sz w:val="20"/>
-                <w:szCs w:val="20"/>
-              </w:rPr>
-              <w:t xml:space="preserve"> &gt; 1 %}{{ defects[1].</w:t>
-            </w:r>
-            <w:proofErr w:type="spellStart"/>
-            <w:r>
-              <w:rPr>
-                <w:rFonts w:ascii="Tahoma" w:hAnsi="Tahoma" w:cs="Tahoma"/>
-                <w:sz w:val="20"/>
-                <w:szCs w:val="20"/>
-              </w:rPr>
-              <w:t>defect_area</w:t>
-            </w:r>
-            <w:proofErr w:type="spellEnd"/>
-            <w:r>
-              <w:rPr>
-                <w:rFonts w:ascii="Tahoma" w:hAnsi="Tahoma" w:cs="Tahoma"/>
-                <w:sz w:val="20"/>
-                <w:szCs w:val="20"/>
-              </w:rPr>
-              <w:t xml:space="preserve"> }} – {{ defects[1].remarks }}{% endif %}</w:t>
+              <w:t xml:space="preserve">{% if defects|length &gt; 1 %}{{ defects[1].description }}{% endif %}</w:t>
             </w:r>
           </w:p>
         </w:tc>
@@ -735,43 +663,7 @@
                 <w:sz w:val="20"/>
                 <w:szCs w:val="20"/>
               </w:rPr>
-              <w:t xml:space="preserve">{% if </w:t>
-            </w:r>
-            <w:proofErr w:type="spellStart"/>
-            <w:r>
-              <w:rPr>
-                <w:rFonts w:ascii="Tahoma" w:hAnsi="Tahoma" w:cs="Tahoma"/>
-                <w:sz w:val="20"/>
-                <w:szCs w:val="20"/>
-              </w:rPr>
-              <w:t>defects|length</w:t>
-            </w:r>
-            <w:proofErr w:type="spellEnd"/>
-            <w:r>
-              <w:rPr>
-                <w:rFonts w:ascii="Tahoma" w:hAnsi="Tahoma" w:cs="Tahoma"/>
-                <w:sz w:val="20"/>
-                <w:szCs w:val="20"/>
-              </w:rPr>
-              <w:t xml:space="preserve"> &gt; 2 %}{{ defects[2].</w:t>
-            </w:r>
-            <w:proofErr w:type="spellStart"/>
-            <w:r>
-              <w:rPr>
-                <w:rFonts w:ascii="Tahoma" w:hAnsi="Tahoma" w:cs="Tahoma"/>
-                <w:sz w:val="20"/>
-                <w:szCs w:val="20"/>
-              </w:rPr>
-              <w:t>defect_area</w:t>
-            </w:r>
-            <w:proofErr w:type="spellEnd"/>
-            <w:r>
-              <w:rPr>
-                <w:rFonts w:ascii="Tahoma" w:hAnsi="Tahoma" w:cs="Tahoma"/>
-                <w:sz w:val="20"/>
-                <w:szCs w:val="20"/>
-              </w:rPr>
-              <w:t xml:space="preserve"> }} – {{ defects[2].remarks }}{% endif %}</w:t>
+              <w:t xml:space="preserve">{% if defects|length &gt; 2 %}{{ defects[2].description }}{% endif %}</w:t>
             </w:r>
           </w:p>
         </w:tc>
@@ -824,43 +716,7 @@
                 <w:sz w:val="20"/>
                 <w:szCs w:val="20"/>
               </w:rPr>
-              <w:t xml:space="preserve">{% if </w:t>
-            </w:r>
-            <w:proofErr w:type="spellStart"/>
-            <w:r>
-              <w:rPr>
-                <w:rFonts w:ascii="Tahoma" w:hAnsi="Tahoma" w:cs="Tahoma"/>
-                <w:sz w:val="20"/>
-                <w:szCs w:val="20"/>
-              </w:rPr>
-              <w:t>defects|length</w:t>
-            </w:r>
-            <w:proofErr w:type="spellEnd"/>
-            <w:r>
-              <w:rPr>
-                <w:rFonts w:ascii="Tahoma" w:hAnsi="Tahoma" w:cs="Tahoma"/>
-                <w:sz w:val="20"/>
-                <w:szCs w:val="20"/>
-              </w:rPr>
-              <w:t xml:space="preserve"> &gt; 3 %}{{ defects[3].</w:t>
-            </w:r>
-            <w:proofErr w:type="spellStart"/>
-            <w:r>
-              <w:rPr>
-                <w:rFonts w:ascii="Tahoma" w:hAnsi="Tahoma" w:cs="Tahoma"/>
-                <w:sz w:val="20"/>
-                <w:szCs w:val="20"/>
-              </w:rPr>
-              <w:t>defect_area</w:t>
-            </w:r>
-            <w:proofErr w:type="spellEnd"/>
-            <w:r>
-              <w:rPr>
-                <w:rFonts w:ascii="Tahoma" w:hAnsi="Tahoma" w:cs="Tahoma"/>
-                <w:sz w:val="20"/>
-                <w:szCs w:val="20"/>
-              </w:rPr>
-              <w:t xml:space="preserve"> }} – {{ defects[3].remarks }}{% endif %}</w:t>
+              <w:t xml:space="preserve">{% if defects|length &gt; 3 %}{{ defects[3].description }}{% endif %}</w:t>
             </w:r>
           </w:p>
         </w:tc>
@@ -1182,44 +1038,7 @@
                 <w:sz w:val="20"/>
                 <w:szCs w:val="20"/>
               </w:rPr>
-              <w:lastRenderedPageBreak/>
-              <w:t xml:space="preserve">{% if </w:t>
-            </w:r>
-            <w:proofErr w:type="spellStart"/>
-            <w:r>
-              <w:rPr>
-                <w:rFonts w:ascii="Tahoma" w:hAnsi="Tahoma" w:cs="Tahoma"/>
-                <w:sz w:val="20"/>
-                <w:szCs w:val="20"/>
-              </w:rPr>
-              <w:t>defects|length</w:t>
-            </w:r>
-            <w:proofErr w:type="spellEnd"/>
-            <w:r>
-              <w:rPr>
-                <w:rFonts w:ascii="Tahoma" w:hAnsi="Tahoma" w:cs="Tahoma"/>
-                <w:sz w:val="20"/>
-                <w:szCs w:val="20"/>
-              </w:rPr>
-              <w:t xml:space="preserve"> &gt; 4 %}{{ defects[4].</w:t>
-            </w:r>
-            <w:proofErr w:type="spellStart"/>
-            <w:r>
-              <w:rPr>
-                <w:rFonts w:ascii="Tahoma" w:hAnsi="Tahoma" w:cs="Tahoma"/>
-                <w:sz w:val="20"/>
-                <w:szCs w:val="20"/>
-              </w:rPr>
-              <w:t>defect_area</w:t>
-            </w:r>
-            <w:proofErr w:type="spellEnd"/>
-            <w:r>
-              <w:rPr>
-                <w:rFonts w:ascii="Tahoma" w:hAnsi="Tahoma" w:cs="Tahoma"/>
-                <w:sz w:val="20"/>
-                <w:szCs w:val="20"/>
-              </w:rPr>
-              <w:t xml:space="preserve"> }} – {{ defects[4].remarks }}{% endif %}</w:t>
+              <w:t xml:space="preserve">{% if defects|length &gt; 4 %}{{ defects[4].description }}{% endif %}</w:t>
             </w:r>
           </w:p>
         </w:tc>
@@ -1274,43 +1093,7 @@
                 <w:sz w:val="20"/>
                 <w:szCs w:val="20"/>
               </w:rPr>
-              <w:t xml:space="preserve">{% if </w:t>
-            </w:r>
-            <w:proofErr w:type="spellStart"/>
-            <w:r>
-              <w:rPr>
-                <w:rFonts w:ascii="Tahoma" w:hAnsi="Tahoma" w:cs="Tahoma"/>
-                <w:sz w:val="20"/>
-                <w:szCs w:val="20"/>
-              </w:rPr>
-              <w:t>defects|length</w:t>
-            </w:r>
-            <w:proofErr w:type="spellEnd"/>
-            <w:r>
-              <w:rPr>
-                <w:rFonts w:ascii="Tahoma" w:hAnsi="Tahoma" w:cs="Tahoma"/>
-                <w:sz w:val="20"/>
-                <w:szCs w:val="20"/>
-              </w:rPr>
-              <w:t xml:space="preserve"> &gt; 5 %}{{ defects[5].</w:t>
-            </w:r>
-            <w:proofErr w:type="spellStart"/>
-            <w:r>
-              <w:rPr>
-                <w:rFonts w:ascii="Tahoma" w:hAnsi="Tahoma" w:cs="Tahoma"/>
-                <w:sz w:val="20"/>
-                <w:szCs w:val="20"/>
-              </w:rPr>
-              <w:t>defect_area</w:t>
-            </w:r>
-            <w:proofErr w:type="spellEnd"/>
-            <w:r>
-              <w:rPr>
-                <w:rFonts w:ascii="Tahoma" w:hAnsi="Tahoma" w:cs="Tahoma"/>
-                <w:sz w:val="20"/>
-                <w:szCs w:val="20"/>
-              </w:rPr>
-              <w:t xml:space="preserve"> }} – {{ defects[5].remarks }}{% endif %}</w:t>
+              <w:t xml:space="preserve">{% if defects|length &gt; 5 %}{{ defects[5].description }}{% endif %}</w:t>
             </w:r>
           </w:p>
         </w:tc>

--- a/templates/QUICK REPORT/10. VISUAL DEFECT Jinja2 DYNAMIC.docx
+++ b/templates/QUICK REPORT/10. VISUAL DEFECT Jinja2 DYNAMIC.docx
@@ -7,7 +7,7 @@
         <w:spacing w:after="0"/>
         <w:jc w:val="center"/>
         <w:rPr>
-          <w:rFonts w:ascii="Tahoma" w:hAnsi="Tahoma" w:cs="Tahoma"/>
+          <w:rFonts w:cstheme="minorHAnsi"/>
           <w:b/>
           <w:sz w:val="32"/>
           <w:szCs w:val="32"/>
@@ -16,7 +16,7 @@
       </w:pPr>
       <w:r>
         <w:rPr>
-          <w:rFonts w:ascii="Tahoma" w:hAnsi="Tahoma" w:cs="Tahoma"/>
+          <w:rFonts w:cstheme="minorHAnsi"/>
           <w:b/>
           <w:sz w:val="32"/>
           <w:szCs w:val="32"/>
@@ -29,7 +29,7 @@
       <w:pPr>
         <w:spacing w:after="0"/>
         <w:rPr>
-          <w:rFonts w:ascii="Tahoma" w:hAnsi="Tahoma" w:cs="Tahoma"/>
+          <w:rFonts w:cstheme="minorHAnsi"/>
           <w:b/>
           <w:u w:val="single"/>
         </w:rPr>
@@ -69,16 +69,16 @@
               <w:spacing w:after="0" w:line="240" w:lineRule="auto"/>
               <w:jc w:val="center"/>
               <w:rPr>
-                <w:rFonts w:ascii="Tahoma" w:hAnsi="Tahoma" w:cs="Tahoma"/>
-                <w:b/>
-                <w:bCs/>
-                <w:sz w:val="20"/>
-                <w:szCs w:val="20"/>
-              </w:rPr>
-            </w:pPr>
-            <w:r>
-              <w:rPr>
-                <w:rFonts w:ascii="Tahoma" w:hAnsi="Tahoma" w:cs="Tahoma"/>
+                <w:rFonts w:cstheme="minorHAnsi"/>
+                <w:b/>
+                <w:bCs/>
+                <w:sz w:val="20"/>
+                <w:szCs w:val="20"/>
+              </w:rPr>
+            </w:pPr>
+            <w:r>
+              <w:rPr>
+                <w:rFonts w:cstheme="minorHAnsi"/>
                 <w:b/>
                 <w:bCs/>
                 <w:sz w:val="20"/>
@@ -89,7 +89,7 @@
             <w:proofErr w:type="spellStart"/>
             <w:r>
               <w:rPr>
-                <w:rFonts w:ascii="Tahoma" w:hAnsi="Tahoma" w:cs="Tahoma"/>
+                <w:rFonts w:cstheme="minorHAnsi"/>
                 <w:b/>
                 <w:bCs/>
                 <w:sz w:val="20"/>
@@ -100,7 +100,7 @@
             <w:proofErr w:type="spellEnd"/>
             <w:r>
               <w:rPr>
-                <w:rFonts w:ascii="Tahoma" w:hAnsi="Tahoma" w:cs="Tahoma"/>
+                <w:rFonts w:cstheme="minorHAnsi"/>
                 <w:b/>
                 <w:bCs/>
                 <w:sz w:val="20"/>
@@ -125,7 +125,7 @@
               <w:spacing w:after="0" w:line="240" w:lineRule="auto"/>
               <w:jc w:val="center"/>
               <w:rPr>
-                <w:rFonts w:ascii="Tahoma" w:hAnsi="Tahoma" w:cs="Tahoma"/>
+                <w:rFonts w:cstheme="minorHAnsi"/>
                 <w:b/>
                 <w:bCs/>
                 <w:sz w:val="20"/>
@@ -147,16 +147,16 @@
               <w:spacing w:after="0" w:line="240" w:lineRule="auto"/>
               <w:jc w:val="center"/>
               <w:rPr>
-                <w:rFonts w:ascii="Tahoma" w:hAnsi="Tahoma" w:cs="Tahoma"/>
-                <w:b/>
-                <w:bCs/>
-                <w:sz w:val="20"/>
-                <w:szCs w:val="20"/>
-              </w:rPr>
-            </w:pPr>
-            <w:r>
-              <w:rPr>
-                <w:rFonts w:ascii="Tahoma" w:hAnsi="Tahoma" w:cs="Tahoma"/>
+                <w:rFonts w:cstheme="minorHAnsi"/>
+                <w:b/>
+                <w:bCs/>
+                <w:sz w:val="20"/>
+                <w:szCs w:val="20"/>
+              </w:rPr>
+            </w:pPr>
+            <w:r>
+              <w:rPr>
+                <w:rFonts w:cstheme="minorHAnsi"/>
                 <w:b/>
                 <w:bCs/>
                 <w:sz w:val="20"/>
@@ -167,7 +167,7 @@
             <w:proofErr w:type="spellStart"/>
             <w:r>
               <w:rPr>
-                <w:rFonts w:ascii="Tahoma" w:hAnsi="Tahoma" w:cs="Tahoma"/>
+                <w:rFonts w:cstheme="minorHAnsi"/>
                 <w:b/>
                 <w:bCs/>
                 <w:sz w:val="20"/>
@@ -178,7 +178,7 @@
             <w:proofErr w:type="spellEnd"/>
             <w:r>
               <w:rPr>
-                <w:rFonts w:ascii="Tahoma" w:hAnsi="Tahoma" w:cs="Tahoma"/>
+                <w:rFonts w:cstheme="minorHAnsi"/>
                 <w:b/>
                 <w:bCs/>
                 <w:sz w:val="20"/>
@@ -207,7 +207,7 @@
               <w:spacing w:after="0" w:line="240" w:lineRule="auto"/>
               <w:jc w:val="center"/>
               <w:rPr>
-                <w:rFonts w:ascii="Tahoma" w:hAnsi="Tahoma" w:cs="Tahoma"/>
+                <w:rFonts w:cstheme="minorHAnsi"/>
                 <w:b/>
                 <w:sz w:val="20"/>
                 <w:szCs w:val="20"/>
@@ -231,7 +231,7 @@
               <w:spacing w:after="0" w:line="240" w:lineRule="auto"/>
               <w:jc w:val="center"/>
               <w:rPr>
-                <w:rFonts w:ascii="Tahoma" w:hAnsi="Tahoma" w:cs="Tahoma"/>
+                <w:rFonts w:cstheme="minorHAnsi"/>
                 <w:b/>
                 <w:sz w:val="20"/>
                 <w:szCs w:val="20"/>
@@ -253,7 +253,7 @@
               <w:spacing w:after="0" w:line="240" w:lineRule="auto"/>
               <w:jc w:val="center"/>
               <w:rPr>
-                <w:rFonts w:ascii="Tahoma" w:hAnsi="Tahoma" w:cs="Tahoma"/>
+                <w:rFonts w:cstheme="minorHAnsi"/>
                 <w:b/>
                 <w:sz w:val="20"/>
                 <w:szCs w:val="20"/>
@@ -278,18 +278,18 @@
               <w:spacing w:after="0" w:line="240" w:lineRule="auto"/>
               <w:jc w:val="center"/>
               <w:rPr>
-                <w:rFonts w:ascii="Tahoma" w:hAnsi="Tahoma" w:cs="Tahoma"/>
-                <w:sz w:val="20"/>
-                <w:szCs w:val="20"/>
-              </w:rPr>
-            </w:pPr>
-            <w:r>
-              <w:rPr>
-                <w:rFonts w:ascii="Tahoma" w:hAnsi="Tahoma" w:cs="Tahoma"/>
-                <w:sz w:val="20"/>
-                <w:szCs w:val="20"/>
-              </w:rPr>
-              <w:t xml:space="preserve">{% if defects|length &gt; 0 %}{{ defects[0].description }}{% endif %}</w:t>
+                <w:rFonts w:cstheme="minorHAnsi"/>
+                <w:sz w:val="20"/>
+                <w:szCs w:val="20"/>
+              </w:rPr>
+            </w:pPr>
+            <w:r>
+              <w:rPr>
+                <w:rFonts w:cstheme="minorHAnsi"/>
+                <w:sz w:val="20"/>
+                <w:szCs w:val="20"/>
+              </w:rPr>
+              <w:t>{% if defects|length &gt; 0 %}{{ defects[0].description }}{% endif %}</w:t>
             </w:r>
           </w:p>
         </w:tc>
@@ -309,7 +309,7 @@
               <w:spacing w:after="0" w:line="240" w:lineRule="auto"/>
               <w:jc w:val="center"/>
               <w:rPr>
-                <w:rFonts w:ascii="Tahoma" w:hAnsi="Tahoma" w:cs="Tahoma"/>
+                <w:rFonts w:cstheme="minorHAnsi"/>
                 <w:sz w:val="20"/>
                 <w:szCs w:val="20"/>
               </w:rPr>
@@ -331,18 +331,18 @@
               <w:spacing w:after="0" w:line="240" w:lineRule="auto"/>
               <w:jc w:val="center"/>
               <w:rPr>
-                <w:rFonts w:ascii="Tahoma" w:hAnsi="Tahoma" w:cs="Tahoma"/>
-                <w:sz w:val="20"/>
-                <w:szCs w:val="20"/>
-              </w:rPr>
-            </w:pPr>
-            <w:r>
-              <w:rPr>
-                <w:rFonts w:ascii="Tahoma" w:hAnsi="Tahoma" w:cs="Tahoma"/>
-                <w:sz w:val="20"/>
-                <w:szCs w:val="20"/>
-              </w:rPr>
-              <w:t xml:space="preserve">{% if defects|length &gt; 1 %}{{ defects[1].description }}{% endif %}</w:t>
+                <w:rFonts w:cstheme="minorHAnsi"/>
+                <w:sz w:val="20"/>
+                <w:szCs w:val="20"/>
+              </w:rPr>
+            </w:pPr>
+            <w:r>
+              <w:rPr>
+                <w:rFonts w:cstheme="minorHAnsi"/>
+                <w:sz w:val="20"/>
+                <w:szCs w:val="20"/>
+              </w:rPr>
+              <w:t>{% if defects|length &gt; 1 %}{{ defects[1].description }}{% endif %}</w:t>
             </w:r>
           </w:p>
         </w:tc>
@@ -364,7 +364,7 @@
               <w:spacing w:after="0" w:line="240" w:lineRule="auto"/>
               <w:jc w:val="center"/>
               <w:rPr>
-                <w:rFonts w:ascii="Tahoma" w:hAnsi="Tahoma" w:cs="Tahoma"/>
+                <w:rFonts w:cstheme="minorHAnsi"/>
                 <w:b/>
                 <w:sz w:val="20"/>
                 <w:szCs w:val="20"/>
@@ -388,7 +388,7 @@
               <w:spacing w:after="0" w:line="240" w:lineRule="auto"/>
               <w:jc w:val="center"/>
               <w:rPr>
-                <w:rFonts w:ascii="Tahoma" w:hAnsi="Tahoma" w:cs="Tahoma"/>
+                <w:rFonts w:cstheme="minorHAnsi"/>
                 <w:b/>
                 <w:sz w:val="20"/>
                 <w:szCs w:val="20"/>
@@ -412,7 +412,7 @@
               <w:spacing w:after="0" w:line="240" w:lineRule="auto"/>
               <w:jc w:val="center"/>
               <w:rPr>
-                <w:rFonts w:ascii="Tahoma" w:hAnsi="Tahoma" w:cs="Tahoma"/>
+                <w:rFonts w:cstheme="minorHAnsi"/>
                 <w:b/>
                 <w:sz w:val="20"/>
                 <w:szCs w:val="20"/>
@@ -437,16 +437,16 @@
               <w:spacing w:after="0" w:line="240" w:lineRule="auto"/>
               <w:jc w:val="center"/>
               <w:rPr>
-                <w:rFonts w:ascii="Tahoma" w:hAnsi="Tahoma" w:cs="Tahoma"/>
-                <w:b/>
-                <w:bCs/>
-                <w:sz w:val="20"/>
-                <w:szCs w:val="20"/>
-              </w:rPr>
-            </w:pPr>
-            <w:r>
-              <w:rPr>
-                <w:rFonts w:ascii="Tahoma" w:hAnsi="Tahoma" w:cs="Tahoma"/>
+                <w:rFonts w:cstheme="minorHAnsi"/>
+                <w:b/>
+                <w:bCs/>
+                <w:sz w:val="20"/>
+                <w:szCs w:val="20"/>
+              </w:rPr>
+            </w:pPr>
+            <w:r>
+              <w:rPr>
+                <w:rFonts w:cstheme="minorHAnsi"/>
                 <w:b/>
                 <w:bCs/>
                 <w:sz w:val="20"/>
@@ -457,7 +457,7 @@
             <w:proofErr w:type="spellStart"/>
             <w:r>
               <w:rPr>
-                <w:rFonts w:ascii="Tahoma" w:hAnsi="Tahoma" w:cs="Tahoma"/>
+                <w:rFonts w:cstheme="minorHAnsi"/>
                 <w:b/>
                 <w:bCs/>
                 <w:sz w:val="20"/>
@@ -468,7 +468,7 @@
             <w:proofErr w:type="spellEnd"/>
             <w:r>
               <w:rPr>
-                <w:rFonts w:ascii="Tahoma" w:hAnsi="Tahoma" w:cs="Tahoma"/>
+                <w:rFonts w:cstheme="minorHAnsi"/>
                 <w:b/>
                 <w:bCs/>
                 <w:sz w:val="20"/>
@@ -493,7 +493,7 @@
               <w:spacing w:after="0" w:line="240" w:lineRule="auto"/>
               <w:jc w:val="center"/>
               <w:rPr>
-                <w:rFonts w:ascii="Tahoma" w:hAnsi="Tahoma" w:cs="Tahoma"/>
+                <w:rFonts w:cstheme="minorHAnsi"/>
                 <w:b/>
                 <w:bCs/>
                 <w:sz w:val="20"/>
@@ -517,16 +517,16 @@
               <w:spacing w:after="0" w:line="240" w:lineRule="auto"/>
               <w:jc w:val="center"/>
               <w:rPr>
-                <w:rFonts w:ascii="Tahoma" w:hAnsi="Tahoma" w:cs="Tahoma"/>
-                <w:b/>
-                <w:bCs/>
-                <w:sz w:val="20"/>
-                <w:szCs w:val="20"/>
-              </w:rPr>
-            </w:pPr>
-            <w:r>
-              <w:rPr>
-                <w:rFonts w:ascii="Tahoma" w:hAnsi="Tahoma" w:cs="Tahoma"/>
+                <w:rFonts w:cstheme="minorHAnsi"/>
+                <w:b/>
+                <w:bCs/>
+                <w:sz w:val="20"/>
+                <w:szCs w:val="20"/>
+              </w:rPr>
+            </w:pPr>
+            <w:r>
+              <w:rPr>
+                <w:rFonts w:cstheme="minorHAnsi"/>
                 <w:b/>
                 <w:bCs/>
                 <w:sz w:val="20"/>
@@ -537,7 +537,7 @@
             <w:proofErr w:type="spellStart"/>
             <w:r>
               <w:rPr>
-                <w:rFonts w:ascii="Tahoma" w:hAnsi="Tahoma" w:cs="Tahoma"/>
+                <w:rFonts w:cstheme="minorHAnsi"/>
                 <w:b/>
                 <w:bCs/>
                 <w:sz w:val="20"/>
@@ -548,7 +548,7 @@
             <w:proofErr w:type="spellEnd"/>
             <w:r>
               <w:rPr>
-                <w:rFonts w:ascii="Tahoma" w:hAnsi="Tahoma" w:cs="Tahoma"/>
+                <w:rFonts w:cstheme="minorHAnsi"/>
                 <w:b/>
                 <w:bCs/>
                 <w:sz w:val="20"/>
@@ -579,7 +579,7 @@
               <w:spacing w:after="0" w:line="240" w:lineRule="auto"/>
               <w:jc w:val="center"/>
               <w:rPr>
-                <w:rFonts w:ascii="Tahoma" w:hAnsi="Tahoma" w:cs="Tahoma"/>
+                <w:rFonts w:cstheme="minorHAnsi"/>
                 <w:b/>
                 <w:sz w:val="20"/>
                 <w:szCs w:val="20"/>
@@ -603,7 +603,7 @@
               <w:spacing w:after="0" w:line="240" w:lineRule="auto"/>
               <w:jc w:val="center"/>
               <w:rPr>
-                <w:rFonts w:ascii="Tahoma" w:hAnsi="Tahoma" w:cs="Tahoma"/>
+                <w:rFonts w:cstheme="minorHAnsi"/>
                 <w:b/>
                 <w:sz w:val="20"/>
                 <w:szCs w:val="20"/>
@@ -627,7 +627,7 @@
               <w:spacing w:after="0" w:line="240" w:lineRule="auto"/>
               <w:jc w:val="center"/>
               <w:rPr>
-                <w:rFonts w:ascii="Tahoma" w:hAnsi="Tahoma" w:cs="Tahoma"/>
+                <w:rFonts w:cstheme="minorHAnsi"/>
                 <w:b/>
                 <w:sz w:val="20"/>
                 <w:szCs w:val="20"/>
@@ -652,18 +652,18 @@
               <w:spacing w:after="0" w:line="240" w:lineRule="auto"/>
               <w:jc w:val="center"/>
               <w:rPr>
-                <w:rFonts w:ascii="Tahoma" w:hAnsi="Tahoma" w:cs="Tahoma"/>
-                <w:sz w:val="20"/>
-                <w:szCs w:val="20"/>
-              </w:rPr>
-            </w:pPr>
-            <w:r>
-              <w:rPr>
-                <w:rFonts w:ascii="Tahoma" w:hAnsi="Tahoma" w:cs="Tahoma"/>
-                <w:sz w:val="20"/>
-                <w:szCs w:val="20"/>
-              </w:rPr>
-              <w:t xml:space="preserve">{% if defects|length &gt; 2 %}{{ defects[2].description }}{% endif %}</w:t>
+                <w:rFonts w:cstheme="minorHAnsi"/>
+                <w:sz w:val="20"/>
+                <w:szCs w:val="20"/>
+              </w:rPr>
+            </w:pPr>
+            <w:r>
+              <w:rPr>
+                <w:rFonts w:cstheme="minorHAnsi"/>
+                <w:sz w:val="20"/>
+                <w:szCs w:val="20"/>
+              </w:rPr>
+              <w:t>{% if defects|length &gt; 2 %}{{ defects[2].description }}{% endif %}</w:t>
             </w:r>
           </w:p>
         </w:tc>
@@ -682,7 +682,7 @@
               <w:spacing w:after="0" w:line="240" w:lineRule="auto"/>
               <w:jc w:val="center"/>
               <w:rPr>
-                <w:rFonts w:ascii="Tahoma" w:hAnsi="Tahoma" w:cs="Tahoma"/>
+                <w:rFonts w:cstheme="minorHAnsi"/>
                 <w:sz w:val="20"/>
                 <w:szCs w:val="20"/>
                 <w:u w:val="single"/>
@@ -705,18 +705,18 @@
               <w:spacing w:after="0" w:line="240" w:lineRule="auto"/>
               <w:jc w:val="center"/>
               <w:rPr>
-                <w:rFonts w:ascii="Tahoma" w:hAnsi="Tahoma" w:cs="Tahoma"/>
-                <w:sz w:val="20"/>
-                <w:szCs w:val="20"/>
-              </w:rPr>
-            </w:pPr>
-            <w:r>
-              <w:rPr>
-                <w:rFonts w:ascii="Tahoma" w:hAnsi="Tahoma" w:cs="Tahoma"/>
-                <w:sz w:val="20"/>
-                <w:szCs w:val="20"/>
-              </w:rPr>
-              <w:t xml:space="preserve">{% if defects|length &gt; 3 %}{{ defects[3].description }}{% endif %}</w:t>
+                <w:rFonts w:cstheme="minorHAnsi"/>
+                <w:sz w:val="20"/>
+                <w:szCs w:val="20"/>
+              </w:rPr>
+            </w:pPr>
+            <w:r>
+              <w:rPr>
+                <w:rFonts w:cstheme="minorHAnsi"/>
+                <w:sz w:val="20"/>
+                <w:szCs w:val="20"/>
+              </w:rPr>
+              <w:t>{% if defects|length &gt; 3 %}{{ defects[3].description }}{% endif %}</w:t>
             </w:r>
           </w:p>
         </w:tc>
@@ -737,7 +737,7 @@
               <w:spacing w:after="0" w:line="240" w:lineRule="auto"/>
               <w:jc w:val="center"/>
               <w:rPr>
-                <w:rFonts w:ascii="Tahoma" w:hAnsi="Tahoma" w:cs="Tahoma"/>
+                <w:rFonts w:cstheme="minorHAnsi"/>
                 <w:b/>
                 <w:sz w:val="20"/>
                 <w:szCs w:val="20"/>
@@ -760,7 +760,7 @@
               <w:spacing w:after="0" w:line="240" w:lineRule="auto"/>
               <w:jc w:val="center"/>
               <w:rPr>
-                <w:rFonts w:ascii="Tahoma" w:hAnsi="Tahoma" w:cs="Tahoma"/>
+                <w:rFonts w:cstheme="minorHAnsi"/>
                 <w:b/>
                 <w:sz w:val="20"/>
                 <w:szCs w:val="20"/>
@@ -784,7 +784,7 @@
               <w:spacing w:after="0" w:line="240" w:lineRule="auto"/>
               <w:jc w:val="center"/>
               <w:rPr>
-                <w:rFonts w:ascii="Tahoma" w:hAnsi="Tahoma" w:cs="Tahoma"/>
+                <w:rFonts w:cstheme="minorHAnsi"/>
                 <w:b/>
                 <w:sz w:val="20"/>
                 <w:szCs w:val="20"/>
@@ -809,16 +809,16 @@
               <w:spacing w:after="0" w:line="240" w:lineRule="auto"/>
               <w:jc w:val="center"/>
               <w:rPr>
-                <w:rFonts w:ascii="Tahoma" w:hAnsi="Tahoma" w:cs="Tahoma"/>
-                <w:b/>
-                <w:bCs/>
-                <w:sz w:val="20"/>
-                <w:szCs w:val="20"/>
-              </w:rPr>
-            </w:pPr>
-            <w:r>
-              <w:rPr>
-                <w:rFonts w:ascii="Tahoma" w:hAnsi="Tahoma" w:cs="Tahoma"/>
+                <w:rFonts w:cstheme="minorHAnsi"/>
+                <w:b/>
+                <w:bCs/>
+                <w:sz w:val="20"/>
+                <w:szCs w:val="20"/>
+              </w:rPr>
+            </w:pPr>
+            <w:r>
+              <w:rPr>
+                <w:rFonts w:cstheme="minorHAnsi"/>
                 <w:b/>
                 <w:bCs/>
                 <w:sz w:val="20"/>
@@ -829,7 +829,7 @@
             <w:proofErr w:type="spellStart"/>
             <w:r>
               <w:rPr>
-                <w:rFonts w:ascii="Tahoma" w:hAnsi="Tahoma" w:cs="Tahoma"/>
+                <w:rFonts w:cstheme="minorHAnsi"/>
                 <w:b/>
                 <w:bCs/>
                 <w:sz w:val="20"/>
@@ -840,7 +840,7 @@
             <w:proofErr w:type="spellEnd"/>
             <w:r>
               <w:rPr>
-                <w:rFonts w:ascii="Tahoma" w:hAnsi="Tahoma" w:cs="Tahoma"/>
+                <w:rFonts w:cstheme="minorHAnsi"/>
                 <w:b/>
                 <w:bCs/>
                 <w:sz w:val="20"/>
@@ -865,7 +865,7 @@
               <w:spacing w:after="0" w:line="240" w:lineRule="auto"/>
               <w:jc w:val="center"/>
               <w:rPr>
-                <w:rFonts w:ascii="Tahoma" w:hAnsi="Tahoma" w:cs="Tahoma"/>
+                <w:rFonts w:cstheme="minorHAnsi"/>
                 <w:b/>
                 <w:bCs/>
                 <w:sz w:val="20"/>
@@ -890,16 +890,16 @@
               <w:spacing w:after="0" w:line="240" w:lineRule="auto"/>
               <w:jc w:val="center"/>
               <w:rPr>
-                <w:rFonts w:ascii="Tahoma" w:hAnsi="Tahoma" w:cs="Tahoma"/>
-                <w:b/>
-                <w:bCs/>
-                <w:sz w:val="20"/>
-                <w:szCs w:val="20"/>
-              </w:rPr>
-            </w:pPr>
-            <w:r>
-              <w:rPr>
-                <w:rFonts w:ascii="Tahoma" w:hAnsi="Tahoma" w:cs="Tahoma"/>
+                <w:rFonts w:cstheme="minorHAnsi"/>
+                <w:b/>
+                <w:bCs/>
+                <w:sz w:val="20"/>
+                <w:szCs w:val="20"/>
+              </w:rPr>
+            </w:pPr>
+            <w:r>
+              <w:rPr>
+                <w:rFonts w:cstheme="minorHAnsi"/>
                 <w:b/>
                 <w:bCs/>
                 <w:sz w:val="20"/>
@@ -910,7 +910,7 @@
             <w:proofErr w:type="spellStart"/>
             <w:r>
               <w:rPr>
-                <w:rFonts w:ascii="Tahoma" w:hAnsi="Tahoma" w:cs="Tahoma"/>
+                <w:rFonts w:cstheme="minorHAnsi"/>
                 <w:b/>
                 <w:bCs/>
                 <w:sz w:val="20"/>
@@ -921,7 +921,7 @@
             <w:proofErr w:type="spellEnd"/>
             <w:r>
               <w:rPr>
-                <w:rFonts w:ascii="Tahoma" w:hAnsi="Tahoma" w:cs="Tahoma"/>
+                <w:rFonts w:cstheme="minorHAnsi"/>
                 <w:b/>
                 <w:bCs/>
                 <w:sz w:val="20"/>
@@ -952,7 +952,7 @@
               <w:spacing w:after="0" w:line="240" w:lineRule="auto"/>
               <w:jc w:val="center"/>
               <w:rPr>
-                <w:rFonts w:ascii="Tahoma" w:hAnsi="Tahoma" w:cs="Tahoma"/>
+                <w:rFonts w:cstheme="minorHAnsi"/>
                 <w:b/>
                 <w:sz w:val="20"/>
                 <w:szCs w:val="20"/>
@@ -976,7 +976,7 @@
               <w:spacing w:after="0" w:line="240" w:lineRule="auto"/>
               <w:jc w:val="center"/>
               <w:rPr>
-                <w:rFonts w:ascii="Tahoma" w:hAnsi="Tahoma" w:cs="Tahoma"/>
+                <w:rFonts w:cstheme="minorHAnsi"/>
                 <w:b/>
                 <w:sz w:val="20"/>
                 <w:szCs w:val="20"/>
@@ -1001,7 +1001,7 @@
               <w:spacing w:after="0" w:line="240" w:lineRule="auto"/>
               <w:jc w:val="center"/>
               <w:rPr>
-                <w:rFonts w:ascii="Tahoma" w:hAnsi="Tahoma" w:cs="Tahoma"/>
+                <w:rFonts w:cstheme="minorHAnsi"/>
                 <w:b/>
                 <w:sz w:val="20"/>
                 <w:szCs w:val="20"/>
@@ -1027,18 +1027,18 @@
               <w:spacing w:after="0" w:line="240" w:lineRule="auto"/>
               <w:jc w:val="center"/>
               <w:rPr>
-                <w:rFonts w:ascii="Tahoma" w:hAnsi="Tahoma" w:cs="Tahoma"/>
-                <w:sz w:val="20"/>
-                <w:szCs w:val="20"/>
-              </w:rPr>
-            </w:pPr>
-            <w:r>
-              <w:rPr>
-                <w:rFonts w:ascii="Tahoma" w:hAnsi="Tahoma" w:cs="Tahoma"/>
-                <w:sz w:val="20"/>
-                <w:szCs w:val="20"/>
-              </w:rPr>
-              <w:t xml:space="preserve">{% if defects|length &gt; 4 %}{{ defects[4].description }}{% endif %}</w:t>
+                <w:rFonts w:cstheme="minorHAnsi"/>
+                <w:sz w:val="20"/>
+                <w:szCs w:val="20"/>
+              </w:rPr>
+            </w:pPr>
+            <w:r>
+              <w:rPr>
+                <w:rFonts w:cstheme="minorHAnsi"/>
+                <w:sz w:val="20"/>
+                <w:szCs w:val="20"/>
+              </w:rPr>
+              <w:t>{% if defects|length &gt; 4 %}{{ defects[4].description }}{% endif %}</w:t>
             </w:r>
           </w:p>
         </w:tc>
@@ -1058,7 +1058,7 @@
               <w:spacing w:after="0" w:line="240" w:lineRule="auto"/>
               <w:jc w:val="center"/>
               <w:rPr>
-                <w:rFonts w:ascii="Tahoma" w:hAnsi="Tahoma" w:cs="Tahoma"/>
+                <w:rFonts w:cstheme="minorHAnsi"/>
                 <w:sz w:val="20"/>
                 <w:szCs w:val="20"/>
                 <w:u w:val="single"/>
@@ -1082,18 +1082,18 @@
               <w:spacing w:after="0" w:line="240" w:lineRule="auto"/>
               <w:jc w:val="center"/>
               <w:rPr>
-                <w:rFonts w:ascii="Tahoma" w:hAnsi="Tahoma" w:cs="Tahoma"/>
-                <w:sz w:val="20"/>
-                <w:szCs w:val="20"/>
-              </w:rPr>
-            </w:pPr>
-            <w:r>
-              <w:rPr>
-                <w:rFonts w:ascii="Tahoma" w:hAnsi="Tahoma" w:cs="Tahoma"/>
-                <w:sz w:val="20"/>
-                <w:szCs w:val="20"/>
-              </w:rPr>
-              <w:t xml:space="preserve">{% if defects|length &gt; 5 %}{{ defects[5].description }}{% endif %}</w:t>
+                <w:rFonts w:cstheme="minorHAnsi"/>
+                <w:sz w:val="20"/>
+                <w:szCs w:val="20"/>
+              </w:rPr>
+            </w:pPr>
+            <w:r>
+              <w:rPr>
+                <w:rFonts w:cstheme="minorHAnsi"/>
+                <w:sz w:val="20"/>
+                <w:szCs w:val="20"/>
+              </w:rPr>
+              <w:t>{% if defects|length &gt; 5 %}{{ defects[5].description }}{% endif %}</w:t>
             </w:r>
           </w:p>
         </w:tc>
